--- a/study/booklets/HSC-Business-Studies-Operations-SAQ-Booklet.docx
+++ b/study/booklets/HSC-Business-Studies-Operations-SAQ-Booklet.docx
@@ -257,7 +257,7 @@
           <w:sz w:val="18"/>
           <w:szCs w:val="18"/>
         </w:rPr>
-        <w:t xml:space="preserve">Goods and/or services in different industries (standardised/customised, perishable, intangible)</w:t>
+        <w:t xml:space="preserve">Goods and/or services in different industries</w:t>
       </w:r>
       <w:r>
         <w:ptab w:alignment="right" w:relativeTo="margin" w:leader="dot"/>
@@ -371,10 +371,39 @@
           <w:b w:val="false"/>
           <w:bCs w:val="false"/>
           <w:color w:val="5D6673"/>
+          <w:sz w:val="16"/>
+          <w:szCs w:val="16"/>
+        </w:rPr>
+        <w:t xml:space="preserve">↗6</w:t>
+      </w:r>
+    </w:p>
+    <w:p>
+      <w:pPr>
+        <w:spacing w:after="20"/>
+        <w:ind w:left="316"/>
+      </w:pPr>
+      <w:r>
+        <w:rPr>
+          <w:rFonts w:ascii="Aptos" w:cs="Aptos" w:eastAsia="Aptos" w:hAnsi="Aptos"/>
+          <w:color w:val="14171D"/>
           <w:sz w:val="18"/>
           <w:szCs w:val="18"/>
         </w:rPr>
-        <w:t xml:space="preserve">—</w:t>
+        <w:t xml:space="preserve">Quality expectations</w:t>
+      </w:r>
+      <w:r>
+        <w:ptab w:alignment="right" w:relativeTo="margin" w:leader="dot"/>
+      </w:r>
+      <w:r>
+        <w:rPr>
+          <w:rFonts w:ascii="Aptos" w:cs="Aptos" w:eastAsia="Aptos" w:hAnsi="Aptos"/>
+          <w:b/>
+          <w:bCs/>
+          <w:color w:val="0F766E"/>
+          <w:sz w:val="18"/>
+          <w:szCs w:val="18"/>
+        </w:rPr>
+        <w:t xml:space="preserve">1</w:t>
       </w:r>
     </w:p>
     <w:p>
@@ -389,7 +418,7 @@
           <w:sz w:val="18"/>
           <w:szCs w:val="18"/>
         </w:rPr>
-        <w:t xml:space="preserve">Quality expectations</w:t>
+        <w:t xml:space="preserve">Cost-based competition</w:t>
       </w:r>
       <w:r>
         <w:ptab w:alignment="right" w:relativeTo="margin" w:leader="dot"/>
@@ -403,7 +432,7 @@
           <w:sz w:val="18"/>
           <w:szCs w:val="18"/>
         </w:rPr>
-        <w:t xml:space="preserve">1</w:t>
+        <w:t xml:space="preserve">2</w:t>
       </w:r>
     </w:p>
     <w:p>
@@ -418,7 +447,7 @@
           <w:sz w:val="18"/>
           <w:szCs w:val="18"/>
         </w:rPr>
-        <w:t xml:space="preserve">Cost-based competition</w:t>
+        <w:t xml:space="preserve">Government policies</w:t>
       </w:r>
       <w:r>
         <w:ptab w:alignment="right" w:relativeTo="margin" w:leader="dot"/>
@@ -432,7 +461,7 @@
           <w:sz w:val="18"/>
           <w:szCs w:val="18"/>
         </w:rPr>
-        <w:t xml:space="preserve">2</w:t>
+        <w:t xml:space="preserve">1</w:t>
       </w:r>
     </w:p>
     <w:p>
@@ -443,11 +472,11 @@
       <w:r>
         <w:rPr>
           <w:rFonts w:ascii="Aptos" w:cs="Aptos" w:eastAsia="Aptos" w:hAnsi="Aptos"/>
-          <w:color w:val="14171D"/>
+          <w:color w:val="5D6673"/>
           <w:sz w:val="18"/>
           <w:szCs w:val="18"/>
         </w:rPr>
-        <w:t xml:space="preserve">Government policies</w:t>
+        <w:t xml:space="preserve">Legal regulation</w:t>
       </w:r>
       <w:r>
         <w:ptab w:alignment="right" w:relativeTo="margin" w:leader="dot"/>
@@ -455,13 +484,42 @@
       <w:r>
         <w:rPr>
           <w:rFonts w:ascii="Aptos" w:cs="Aptos" w:eastAsia="Aptos" w:hAnsi="Aptos"/>
-          <w:b/>
-          <w:bCs/>
-          <w:color w:val="0F766E"/>
+          <w:b w:val="false"/>
+          <w:bCs w:val="false"/>
+          <w:color w:val="5D6673"/>
+          <w:sz w:val="16"/>
+          <w:szCs w:val="16"/>
+        </w:rPr>
+        <w:t xml:space="preserve">↗3</w:t>
+      </w:r>
+    </w:p>
+    <w:p>
+      <w:pPr>
+        <w:spacing w:after="20"/>
+        <w:ind w:left="316"/>
+      </w:pPr>
+      <w:r>
+        <w:rPr>
+          <w:rFonts w:ascii="Aptos" w:cs="Aptos" w:eastAsia="Aptos" w:hAnsi="Aptos"/>
+          <w:color w:val="14171D"/>
           <w:sz w:val="18"/>
           <w:szCs w:val="18"/>
         </w:rPr>
-        <w:t xml:space="preserve">1</w:t>
+        <w:t xml:space="preserve">Environmental sustainability</w:t>
+      </w:r>
+      <w:r>
+        <w:ptab w:alignment="right" w:relativeTo="margin" w:leader="dot"/>
+      </w:r>
+      <w:r>
+        <w:rPr>
+          <w:rFonts w:ascii="Aptos" w:cs="Aptos" w:eastAsia="Aptos" w:hAnsi="Aptos"/>
+          <w:b/>
+          <w:bCs/>
+          <w:color w:val="0F766E"/>
+          <w:sz w:val="18"/>
+          <w:szCs w:val="18"/>
+        </w:rPr>
+        <w:t xml:space="preserve">6</w:t>
       </w:r>
     </w:p>
     <w:p>
@@ -472,11 +530,172 @@
       <w:r>
         <w:rPr>
           <w:rFonts w:ascii="Aptos" w:cs="Aptos" w:eastAsia="Aptos" w:hAnsi="Aptos"/>
-          <w:color w:val="5D6673"/>
+          <w:color w:val="14171D"/>
           <w:sz w:val="18"/>
           <w:szCs w:val="18"/>
         </w:rPr>
-        <w:t xml:space="preserve">Legal regulation</w:t>
+        <w:t xml:space="preserve">Corporate social responsibility</w:t>
+      </w:r>
+      <w:r>
+        <w:ptab w:alignment="right" w:relativeTo="margin" w:leader="dot"/>
+      </w:r>
+      <w:r>
+        <w:rPr>
+          <w:rFonts w:ascii="Aptos" w:cs="Aptos" w:eastAsia="Aptos" w:hAnsi="Aptos"/>
+          <w:b/>
+          <w:bCs/>
+          <w:color w:val="0F766E"/>
+          <w:sz w:val="18"/>
+          <w:szCs w:val="18"/>
+        </w:rPr>
+        <w:t xml:space="preserve">4</w:t>
+      </w:r>
+    </w:p>
+    <w:p>
+      <w:pPr>
+        <w:spacing w:after="40" w:before="200"/>
+      </w:pPr>
+      <w:r>
+        <w:rPr>
+          <w:rFonts w:ascii="Aptos" w:cs="Aptos" w:eastAsia="Aptos" w:hAnsi="Aptos"/>
+          <w:b/>
+          <w:bCs/>
+          <w:color w:val="14171D"/>
+          <w:sz w:val="20"/>
+          <w:szCs w:val="20"/>
+        </w:rPr>
+        <w:t xml:space="preserve">Operations processes</w:t>
+      </w:r>
+    </w:p>
+    <w:p>
+      <w:pPr>
+        <w:spacing w:after="20"/>
+        <w:ind w:left="316"/>
+      </w:pPr>
+      <w:r>
+        <w:rPr>
+          <w:rFonts w:ascii="Aptos" w:cs="Aptos" w:eastAsia="Aptos" w:hAnsi="Aptos"/>
+          <w:color w:val="14171D"/>
+          <w:sz w:val="18"/>
+          <w:szCs w:val="18"/>
+        </w:rPr>
+        <w:t xml:space="preserve">Inputs</w:t>
+      </w:r>
+      <w:r>
+        <w:ptab w:alignment="right" w:relativeTo="margin" w:leader="dot"/>
+      </w:r>
+      <w:r>
+        <w:rPr>
+          <w:rFonts w:ascii="Aptos" w:cs="Aptos" w:eastAsia="Aptos" w:hAnsi="Aptos"/>
+          <w:b/>
+          <w:bCs/>
+          <w:color w:val="0F766E"/>
+          <w:sz w:val="18"/>
+          <w:szCs w:val="18"/>
+        </w:rPr>
+        <w:t xml:space="preserve">8</w:t>
+      </w:r>
+    </w:p>
+    <w:p>
+      <w:pPr>
+        <w:spacing w:after="20"/>
+        <w:ind w:left="316"/>
+      </w:pPr>
+      <w:r>
+        <w:rPr>
+          <w:rFonts w:ascii="Aptos" w:cs="Aptos" w:eastAsia="Aptos" w:hAnsi="Aptos"/>
+          <w:color w:val="14171D"/>
+          <w:sz w:val="18"/>
+          <w:szCs w:val="18"/>
+        </w:rPr>
+        <w:t xml:space="preserve">Transformation processes</w:t>
+      </w:r>
+      <w:r>
+        <w:ptab w:alignment="right" w:relativeTo="margin" w:leader="dot"/>
+      </w:r>
+      <w:r>
+        <w:rPr>
+          <w:rFonts w:ascii="Aptos" w:cs="Aptos" w:eastAsia="Aptos" w:hAnsi="Aptos"/>
+          <w:b/>
+          <w:bCs/>
+          <w:color w:val="0F766E"/>
+          <w:sz w:val="18"/>
+          <w:szCs w:val="18"/>
+        </w:rPr>
+        <w:t xml:space="preserve">6</w:t>
+      </w:r>
+    </w:p>
+    <w:p>
+      <w:pPr>
+        <w:spacing w:after="20"/>
+        <w:ind w:left="316"/>
+      </w:pPr>
+      <w:r>
+        <w:rPr>
+          <w:rFonts w:ascii="Aptos" w:cs="Aptos" w:eastAsia="Aptos" w:hAnsi="Aptos"/>
+          <w:color w:val="14171D"/>
+          <w:sz w:val="18"/>
+          <w:szCs w:val="18"/>
+        </w:rPr>
+        <w:t xml:space="preserve">Sequencing and scheduling</w:t>
+      </w:r>
+      <w:r>
+        <w:ptab w:alignment="right" w:relativeTo="margin" w:leader="dot"/>
+      </w:r>
+      <w:r>
+        <w:rPr>
+          <w:rFonts w:ascii="Aptos" w:cs="Aptos" w:eastAsia="Aptos" w:hAnsi="Aptos"/>
+          <w:b/>
+          <w:bCs/>
+          <w:color w:val="0F766E"/>
+          <w:sz w:val="18"/>
+          <w:szCs w:val="18"/>
+        </w:rPr>
+        <w:t xml:space="preserve">4</w:t>
+      </w:r>
+    </w:p>
+    <w:p>
+      <w:pPr>
+        <w:spacing w:after="20"/>
+        <w:ind w:left="316"/>
+      </w:pPr>
+      <w:r>
+        <w:rPr>
+          <w:rFonts w:ascii="Aptos" w:cs="Aptos" w:eastAsia="Aptos" w:hAnsi="Aptos"/>
+          <w:color w:val="14171D"/>
+          <w:sz w:val="18"/>
+          <w:szCs w:val="18"/>
+        </w:rPr>
+        <w:t xml:space="preserve">Technology, task design and process layout</w:t>
+      </w:r>
+      <w:r>
+        <w:ptab w:alignment="right" w:relativeTo="margin" w:leader="dot"/>
+      </w:r>
+      <w:r>
+        <w:rPr>
+          <w:rFonts w:ascii="Aptos" w:cs="Aptos" w:eastAsia="Aptos" w:hAnsi="Aptos"/>
+          <w:b/>
+          <w:bCs/>
+          <w:color w:val="0F766E"/>
+          <w:sz w:val="18"/>
+          <w:szCs w:val="18"/>
+        </w:rPr>
+        <w:t xml:space="preserve">4</w:t>
+      </w:r>
+    </w:p>
+    <w:p>
+      <w:pPr>
+        <w:spacing w:after="20"/>
+        <w:ind w:left="316"/>
+      </w:pPr>
+      <w:r>
+        <w:rPr>
+          <w:rFonts w:ascii="Aptos" w:cs="Aptos" w:eastAsia="Aptos" w:hAnsi="Aptos"/>
+          <w:color w:val="5D6673"/>
+          <w:sz w:val="18"/>
+          <w:szCs w:val="18"/>
+        </w:rPr>
+        <w:t xml:space="preserve">Monitoring, control and improvement</w:t>
       </w:r>
       <w:r>
         <w:ptab w:alignment="right" w:relativeTo="margin" w:leader="dot"/>
@@ -487,10 +706,55 @@
           <w:b w:val="false"/>
           <w:bCs w:val="false"/>
           <w:color w:val="5D6673"/>
+          <w:sz w:val="16"/>
+          <w:szCs w:val="16"/>
+        </w:rPr>
+        <w:t xml:space="preserve">↗4</w:t>
+      </w:r>
+    </w:p>
+    <w:p>
+      <w:pPr>
+        <w:spacing w:after="20"/>
+        <w:ind w:left="316"/>
+      </w:pPr>
+      <w:r>
+        <w:rPr>
+          <w:rFonts w:ascii="Aptos" w:cs="Aptos" w:eastAsia="Aptos" w:hAnsi="Aptos"/>
+          <w:color w:val="5D6673"/>
           <w:sz w:val="18"/>
           <w:szCs w:val="18"/>
         </w:rPr>
-        <w:t xml:space="preserve">—</w:t>
+        <w:t xml:space="preserve">Outputs</w:t>
+      </w:r>
+      <w:r>
+        <w:ptab w:alignment="right" w:relativeTo="margin" w:leader="dot"/>
+      </w:r>
+      <w:r>
+        <w:rPr>
+          <w:rFonts w:ascii="Aptos" w:cs="Aptos" w:eastAsia="Aptos" w:hAnsi="Aptos"/>
+          <w:b w:val="false"/>
+          <w:bCs w:val="false"/>
+          <w:color w:val="5D6673"/>
+          <w:sz w:val="16"/>
+          <w:szCs w:val="16"/>
+        </w:rPr>
+        <w:t xml:space="preserve">↗2</w:t>
+      </w:r>
+    </w:p>
+    <w:p>
+      <w:pPr>
+        <w:spacing w:after="40" w:before="200"/>
+      </w:pPr>
+      <w:r>
+        <w:rPr>
+          <w:rFonts w:ascii="Aptos" w:cs="Aptos" w:eastAsia="Aptos" w:hAnsi="Aptos"/>
+          <w:b/>
+          <w:bCs/>
+          <w:color w:val="14171D"/>
+          <w:sz w:val="20"/>
+          <w:szCs w:val="20"/>
+        </w:rPr>
+        <w:t xml:space="preserve">Operations strategies</w:t>
       </w:r>
     </w:p>
     <w:p>
@@ -505,7 +769,7 @@
           <w:sz w:val="18"/>
           <w:szCs w:val="18"/>
         </w:rPr>
-        <w:t xml:space="preserve">Environmental sustainability</w:t>
+        <w:t xml:space="preserve">Performance objectives</w:t>
       </w:r>
       <w:r>
         <w:ptab w:alignment="right" w:relativeTo="margin" w:leader="dot"/>
@@ -519,7 +783,7 @@
           <w:sz w:val="18"/>
           <w:szCs w:val="18"/>
         </w:rPr>
-        <w:t xml:space="preserve">6</w:t>
+        <w:t xml:space="preserve">7</w:t>
       </w:r>
     </w:p>
     <w:p>
@@ -534,7 +798,7 @@
           <w:sz w:val="18"/>
           <w:szCs w:val="18"/>
         </w:rPr>
-        <w:t xml:space="preserve">Corporate social responsibility</w:t>
+        <w:t xml:space="preserve">New product or service design and development</w:t>
       </w:r>
       <w:r>
         <w:ptab w:alignment="right" w:relativeTo="margin" w:leader="dot"/>
@@ -548,23 +812,7 @@
           <w:sz w:val="18"/>
           <w:szCs w:val="18"/>
         </w:rPr>
-        <w:t xml:space="preserve">4</w:t>
-      </w:r>
-    </w:p>
-    <w:p>
-      <w:pPr>
-        <w:spacing w:after="40" w:before="200"/>
-      </w:pPr>
-      <w:r>
-        <w:rPr>
-          <w:rFonts w:ascii="Aptos" w:cs="Aptos" w:eastAsia="Aptos" w:hAnsi="Aptos"/>
-          <w:b/>
-          <w:bCs/>
-          <w:color w:val="14171D"/>
-          <w:sz w:val="20"/>
-          <w:szCs w:val="20"/>
-        </w:rPr>
-        <w:t xml:space="preserve">Operations processes</w:t>
+        <w:t xml:space="preserve">2</w:t>
       </w:r>
     </w:p>
     <w:p>
@@ -579,7 +827,7 @@
           <w:sz w:val="18"/>
           <w:szCs w:val="18"/>
         </w:rPr>
-        <w:t xml:space="preserve">Inputs</w:t>
+        <w:t xml:space="preserve">Supply chain management</w:t>
       </w:r>
       <w:r>
         <w:ptab w:alignment="right" w:relativeTo="margin" w:leader="dot"/>
@@ -593,7 +841,7 @@
           <w:sz w:val="18"/>
           <w:szCs w:val="18"/>
         </w:rPr>
-        <w:t xml:space="preserve">8</w:t>
+        <w:t xml:space="preserve">1</w:t>
       </w:r>
     </w:p>
     <w:p>
@@ -608,7 +856,7 @@
           <w:sz w:val="18"/>
           <w:szCs w:val="18"/>
         </w:rPr>
-        <w:t xml:space="preserve">Transformation processes</w:t>
+        <w:t xml:space="preserve">Outsourcing</w:t>
       </w:r>
       <w:r>
         <w:ptab w:alignment="right" w:relativeTo="margin" w:leader="dot"/>
@@ -622,7 +870,7 @@
           <w:sz w:val="18"/>
           <w:szCs w:val="18"/>
         </w:rPr>
-        <w:t xml:space="preserve">6</w:t>
+        <w:t xml:space="preserve">2</w:t>
       </w:r>
     </w:p>
     <w:p>
@@ -637,7 +885,7 @@
           <w:sz w:val="18"/>
           <w:szCs w:val="18"/>
         </w:rPr>
-        <w:t xml:space="preserve">Sequencing and scheduling</w:t>
+        <w:t xml:space="preserve">Technology</w:t>
       </w:r>
       <w:r>
         <w:ptab w:alignment="right" w:relativeTo="margin" w:leader="dot"/>
@@ -651,7 +899,7 @@
           <w:sz w:val="18"/>
           <w:szCs w:val="18"/>
         </w:rPr>
-        <w:t xml:space="preserve">4</w:t>
+        <w:t xml:space="preserve">2</w:t>
       </w:r>
     </w:p>
     <w:p>
@@ -666,7 +914,7 @@
           <w:sz w:val="18"/>
           <w:szCs w:val="18"/>
         </w:rPr>
-        <w:t xml:space="preserve">Technology, task design and process layout</w:t>
+        <w:t xml:space="preserve">Inventory management</w:t>
       </w:r>
       <w:r>
         <w:ptab w:alignment="right" w:relativeTo="margin" w:leader="dot"/>
@@ -680,7 +928,7 @@
           <w:sz w:val="18"/>
           <w:szCs w:val="18"/>
         </w:rPr>
-        <w:t xml:space="preserve">4</w:t>
+        <w:t xml:space="preserve">5</w:t>
       </w:r>
     </w:p>
     <w:p>
@@ -691,11 +939,69 @@
       <w:r>
         <w:rPr>
           <w:rFonts w:ascii="Aptos" w:cs="Aptos" w:eastAsia="Aptos" w:hAnsi="Aptos"/>
-          <w:color w:val="5D6673"/>
+          <w:color w:val="14171D"/>
           <w:sz w:val="18"/>
           <w:szCs w:val="18"/>
         </w:rPr>
-        <w:t xml:space="preserve">Monitoring, control and improvement</w:t>
+        <w:t xml:space="preserve">Quality management</w:t>
+      </w:r>
+      <w:r>
+        <w:ptab w:alignment="right" w:relativeTo="margin" w:leader="dot"/>
+      </w:r>
+      <w:r>
+        <w:rPr>
+          <w:rFonts w:ascii="Aptos" w:cs="Aptos" w:eastAsia="Aptos" w:hAnsi="Aptos"/>
+          <w:b/>
+          <w:bCs/>
+          <w:color w:val="0F766E"/>
+          <w:sz w:val="18"/>
+          <w:szCs w:val="18"/>
+        </w:rPr>
+        <w:t xml:space="preserve">2</w:t>
+      </w:r>
+    </w:p>
+    <w:p>
+      <w:pPr>
+        <w:spacing w:after="20"/>
+        <w:ind w:left="316"/>
+      </w:pPr>
+      <w:r>
+        <w:rPr>
+          <w:rFonts w:ascii="Aptos" w:cs="Aptos" w:eastAsia="Aptos" w:hAnsi="Aptos"/>
+          <w:color w:val="14171D"/>
+          <w:sz w:val="18"/>
+          <w:szCs w:val="18"/>
+        </w:rPr>
+        <w:t xml:space="preserve">Overcoming resistance to change</w:t>
+      </w:r>
+      <w:r>
+        <w:ptab w:alignment="right" w:relativeTo="margin" w:leader="dot"/>
+      </w:r>
+      <w:r>
+        <w:rPr>
+          <w:rFonts w:ascii="Aptos" w:cs="Aptos" w:eastAsia="Aptos" w:hAnsi="Aptos"/>
+          <w:b/>
+          <w:bCs/>
+          <w:color w:val="0F766E"/>
+          <w:sz w:val="18"/>
+          <w:szCs w:val="18"/>
+        </w:rPr>
+        <w:t xml:space="preserve">3</w:t>
+      </w:r>
+    </w:p>
+    <w:p>
+      <w:pPr>
+        <w:spacing w:after="20"/>
+        <w:ind w:left="316"/>
+      </w:pPr>
+      <w:r>
+        <w:rPr>
+          <w:rFonts w:ascii="Aptos" w:cs="Aptos" w:eastAsia="Aptos" w:hAnsi="Aptos"/>
+          <w:color w:val="5D6673"/>
+          <w:sz w:val="18"/>
+          <w:szCs w:val="18"/>
+        </w:rPr>
+        <w:t xml:space="preserve">Global factors</w:t>
       </w:r>
       <w:r>
         <w:ptab w:alignment="right" w:relativeTo="margin" w:leader="dot"/>
@@ -706,316 +1012,10 @@
           <w:b w:val="false"/>
           <w:bCs w:val="false"/>
           <w:color w:val="5D6673"/>
-          <w:sz w:val="18"/>
-          <w:szCs w:val="18"/>
-        </w:rPr>
-        <w:t xml:space="preserve">—</w:t>
-      </w:r>
-    </w:p>
-    <w:p>
-      <w:pPr>
-        <w:spacing w:after="20"/>
-        <w:ind w:left="316"/>
-      </w:pPr>
-      <w:r>
-        <w:rPr>
-          <w:rFonts w:ascii="Aptos" w:cs="Aptos" w:eastAsia="Aptos" w:hAnsi="Aptos"/>
-          <w:color w:val="5D6673"/>
-          <w:sz w:val="18"/>
-          <w:szCs w:val="18"/>
-        </w:rPr>
-        <w:t xml:space="preserve">Outputs</w:t>
-      </w:r>
-      <w:r>
-        <w:ptab w:alignment="right" w:relativeTo="margin" w:leader="dot"/>
-      </w:r>
-      <w:r>
-        <w:rPr>
-          <w:rFonts w:ascii="Aptos" w:cs="Aptos" w:eastAsia="Aptos" w:hAnsi="Aptos"/>
-          <w:b w:val="false"/>
-          <w:bCs w:val="false"/>
-          <w:color w:val="5D6673"/>
-          <w:sz w:val="18"/>
-          <w:szCs w:val="18"/>
-        </w:rPr>
-        <w:t xml:space="preserve">—</w:t>
-      </w:r>
-    </w:p>
-    <w:p>
-      <w:pPr>
-        <w:spacing w:after="40" w:before="200"/>
-      </w:pPr>
-      <w:r>
-        <w:rPr>
-          <w:rFonts w:ascii="Aptos" w:cs="Aptos" w:eastAsia="Aptos" w:hAnsi="Aptos"/>
-          <w:b/>
-          <w:bCs/>
-          <w:color w:val="14171D"/>
-          <w:sz w:val="20"/>
-          <w:szCs w:val="20"/>
-        </w:rPr>
-        <w:t xml:space="preserve">Operations strategies</w:t>
-      </w:r>
-    </w:p>
-    <w:p>
-      <w:pPr>
-        <w:spacing w:after="20"/>
-        <w:ind w:left="316"/>
-      </w:pPr>
-      <w:r>
-        <w:rPr>
-          <w:rFonts w:ascii="Aptos" w:cs="Aptos" w:eastAsia="Aptos" w:hAnsi="Aptos"/>
-          <w:color w:val="14171D"/>
-          <w:sz w:val="18"/>
-          <w:szCs w:val="18"/>
-        </w:rPr>
-        <w:t xml:space="preserve">Performance objectives</w:t>
-      </w:r>
-      <w:r>
-        <w:ptab w:alignment="right" w:relativeTo="margin" w:leader="dot"/>
-      </w:r>
-      <w:r>
-        <w:rPr>
-          <w:rFonts w:ascii="Aptos" w:cs="Aptos" w:eastAsia="Aptos" w:hAnsi="Aptos"/>
-          <w:b/>
-          <w:bCs/>
-          <w:color w:val="0F766E"/>
-          <w:sz w:val="18"/>
-          <w:szCs w:val="18"/>
-        </w:rPr>
-        <w:t xml:space="preserve">7</w:t>
-      </w:r>
-    </w:p>
-    <w:p>
-      <w:pPr>
-        <w:spacing w:after="20"/>
-        <w:ind w:left="316"/>
-      </w:pPr>
-      <w:r>
-        <w:rPr>
-          <w:rFonts w:ascii="Aptos" w:cs="Aptos" w:eastAsia="Aptos" w:hAnsi="Aptos"/>
-          <w:color w:val="14171D"/>
-          <w:sz w:val="18"/>
-          <w:szCs w:val="18"/>
-        </w:rPr>
-        <w:t xml:space="preserve">New product or service design and development</w:t>
-      </w:r>
-      <w:r>
-        <w:ptab w:alignment="right" w:relativeTo="margin" w:leader="dot"/>
-      </w:r>
-      <w:r>
-        <w:rPr>
-          <w:rFonts w:ascii="Aptos" w:cs="Aptos" w:eastAsia="Aptos" w:hAnsi="Aptos"/>
-          <w:b/>
-          <w:bCs/>
-          <w:color w:val="0F766E"/>
-          <w:sz w:val="18"/>
-          <w:szCs w:val="18"/>
-        </w:rPr>
-        <w:t xml:space="preserve">2</w:t>
-      </w:r>
-    </w:p>
-    <w:p>
-      <w:pPr>
-        <w:spacing w:after="20"/>
-        <w:ind w:left="316"/>
-      </w:pPr>
-      <w:r>
-        <w:rPr>
-          <w:rFonts w:ascii="Aptos" w:cs="Aptos" w:eastAsia="Aptos" w:hAnsi="Aptos"/>
-          <w:color w:val="14171D"/>
-          <w:sz w:val="18"/>
-          <w:szCs w:val="18"/>
-        </w:rPr>
-        <w:t xml:space="preserve">Supply chain management</w:t>
-      </w:r>
-      <w:r>
-        <w:ptab w:alignment="right" w:relativeTo="margin" w:leader="dot"/>
-      </w:r>
-      <w:r>
-        <w:rPr>
-          <w:rFonts w:ascii="Aptos" w:cs="Aptos" w:eastAsia="Aptos" w:hAnsi="Aptos"/>
-          <w:b/>
-          <w:bCs/>
-          <w:color w:val="0F766E"/>
-          <w:sz w:val="18"/>
-          <w:szCs w:val="18"/>
-        </w:rPr>
-        <w:t xml:space="preserve">1</w:t>
-      </w:r>
-    </w:p>
-    <w:p>
-      <w:pPr>
-        <w:spacing w:after="20"/>
-        <w:ind w:left="316"/>
-      </w:pPr>
-      <w:r>
-        <w:rPr>
-          <w:rFonts w:ascii="Aptos" w:cs="Aptos" w:eastAsia="Aptos" w:hAnsi="Aptos"/>
-          <w:color w:val="14171D"/>
-          <w:sz w:val="18"/>
-          <w:szCs w:val="18"/>
-        </w:rPr>
-        <w:t xml:space="preserve">Outsourcing</w:t>
-      </w:r>
-      <w:r>
-        <w:ptab w:alignment="right" w:relativeTo="margin" w:leader="dot"/>
-      </w:r>
-      <w:r>
-        <w:rPr>
-          <w:rFonts w:ascii="Aptos" w:cs="Aptos" w:eastAsia="Aptos" w:hAnsi="Aptos"/>
-          <w:b/>
-          <w:bCs/>
-          <w:color w:val="0F766E"/>
-          <w:sz w:val="18"/>
-          <w:szCs w:val="18"/>
-        </w:rPr>
-        <w:t xml:space="preserve">2</w:t>
-      </w:r>
-    </w:p>
-    <w:p>
-      <w:pPr>
-        <w:spacing w:after="20"/>
-        <w:ind w:left="316"/>
-      </w:pPr>
-      <w:r>
-        <w:rPr>
-          <w:rFonts w:ascii="Aptos" w:cs="Aptos" w:eastAsia="Aptos" w:hAnsi="Aptos"/>
-          <w:color w:val="14171D"/>
-          <w:sz w:val="18"/>
-          <w:szCs w:val="18"/>
-        </w:rPr>
-        <w:t xml:space="preserve">Technology — leading edge</w:t>
-      </w:r>
-      <w:r>
-        <w:ptab w:alignment="right" w:relativeTo="margin" w:leader="dot"/>
-      </w:r>
-      <w:r>
-        <w:rPr>
-          <w:rFonts w:ascii="Aptos" w:cs="Aptos" w:eastAsia="Aptos" w:hAnsi="Aptos"/>
-          <w:b/>
-          <w:bCs/>
-          <w:color w:val="0F766E"/>
-          <w:sz w:val="18"/>
-          <w:szCs w:val="18"/>
-        </w:rPr>
-        <w:t xml:space="preserve">2</w:t>
-      </w:r>
-    </w:p>
-    <w:p>
-      <w:pPr>
-        <w:spacing w:after="20"/>
-        <w:ind w:left="316"/>
-      </w:pPr>
-      <w:r>
-        <w:rPr>
-          <w:rFonts w:ascii="Aptos" w:cs="Aptos" w:eastAsia="Aptos" w:hAnsi="Aptos"/>
-          <w:color w:val="14171D"/>
-          <w:sz w:val="18"/>
-          <w:szCs w:val="18"/>
-        </w:rPr>
-        <w:t xml:space="preserve">Inventory management</w:t>
-      </w:r>
-      <w:r>
-        <w:ptab w:alignment="right" w:relativeTo="margin" w:leader="dot"/>
-      </w:r>
-      <w:r>
-        <w:rPr>
-          <w:rFonts w:ascii="Aptos" w:cs="Aptos" w:eastAsia="Aptos" w:hAnsi="Aptos"/>
-          <w:b/>
-          <w:bCs/>
-          <w:color w:val="0F766E"/>
-          <w:sz w:val="18"/>
-          <w:szCs w:val="18"/>
-        </w:rPr>
-        <w:t xml:space="preserve">5</w:t>
-      </w:r>
-    </w:p>
-    <w:p>
-      <w:pPr>
-        <w:spacing w:after="20"/>
-        <w:ind w:left="316"/>
-      </w:pPr>
-      <w:r>
-        <w:rPr>
-          <w:rFonts w:ascii="Aptos" w:cs="Aptos" w:eastAsia="Aptos" w:hAnsi="Aptos"/>
-          <w:color w:val="14171D"/>
-          <w:sz w:val="18"/>
-          <w:szCs w:val="18"/>
-        </w:rPr>
-        <w:t xml:space="preserve">Quality management</w:t>
-      </w:r>
-      <w:r>
-        <w:ptab w:alignment="right" w:relativeTo="margin" w:leader="dot"/>
-      </w:r>
-      <w:r>
-        <w:rPr>
-          <w:rFonts w:ascii="Aptos" w:cs="Aptos" w:eastAsia="Aptos" w:hAnsi="Aptos"/>
-          <w:b/>
-          <w:bCs/>
-          <w:color w:val="0F766E"/>
-          <w:sz w:val="18"/>
-          <w:szCs w:val="18"/>
-        </w:rPr>
-        <w:t xml:space="preserve">2</w:t>
-      </w:r>
-    </w:p>
-    <w:p>
-      <w:pPr>
-        <w:spacing w:after="20"/>
-        <w:ind w:left="316"/>
-      </w:pPr>
-      <w:r>
-        <w:rPr>
-          <w:rFonts w:ascii="Aptos" w:cs="Aptos" w:eastAsia="Aptos" w:hAnsi="Aptos"/>
-          <w:color w:val="14171D"/>
-          <w:sz w:val="18"/>
-          <w:szCs w:val="18"/>
-        </w:rPr>
-        <w:t xml:space="preserve">Overcoming resistance to change</w:t>
-      </w:r>
-      <w:r>
-        <w:ptab w:alignment="right" w:relativeTo="margin" w:leader="dot"/>
-      </w:r>
-      <w:r>
-        <w:rPr>
-          <w:rFonts w:ascii="Aptos" w:cs="Aptos" w:eastAsia="Aptos" w:hAnsi="Aptos"/>
-          <w:b/>
-          <w:bCs/>
-          <w:color w:val="0F766E"/>
-          <w:sz w:val="18"/>
-          <w:szCs w:val="18"/>
-        </w:rPr>
-        <w:t xml:space="preserve">3</w:t>
-      </w:r>
-    </w:p>
-    <w:p>
-      <w:pPr>
-        <w:spacing w:after="20"/>
-        <w:ind w:left="316"/>
-      </w:pPr>
-      <w:r>
-        <w:rPr>
-          <w:rFonts w:ascii="Aptos" w:cs="Aptos" w:eastAsia="Aptos" w:hAnsi="Aptos"/>
-          <w:color w:val="5D6673"/>
-          <w:sz w:val="18"/>
-          <w:szCs w:val="18"/>
-        </w:rPr>
-        <w:t xml:space="preserve">Global factors</w:t>
-      </w:r>
-      <w:r>
-        <w:ptab w:alignment="right" w:relativeTo="margin" w:leader="dot"/>
-      </w:r>
-      <w:r>
-        <w:rPr>
-          <w:rFonts w:ascii="Aptos" w:cs="Aptos" w:eastAsia="Aptos" w:hAnsi="Aptos"/>
-          <w:b w:val="false"/>
-          <w:bCs w:val="false"/>
-          <w:color w:val="5D6673"/>
-          <w:sz w:val="18"/>
-          <w:szCs w:val="18"/>
-        </w:rPr>
-        <w:t xml:space="preserve">—</w:t>
+          <w:sz w:val="16"/>
+          <w:szCs w:val="16"/>
+        </w:rPr>
+        <w:t xml:space="preserve">↗8</w:t>
       </w:r>
     </w:p>
     <w:p>
@@ -1076,7 +1076,7 @@
           <w:sz w:val="24"/>
           <w:szCs w:val="24"/>
         </w:rPr>
-        <w:t xml:space="preserve">Strategic role of operations management — cost leadership, good/service differentiation</w:t>
+        <w:t xml:space="preserve">Strategic role of operations management</w:t>
       </w:r>
     </w:p>
     <w:p>
@@ -1986,7 +1986,7 @@
           <w:sz w:val="24"/>
           <w:szCs w:val="24"/>
         </w:rPr>
-        <w:t xml:space="preserve">Goods and/or services in different industries (standardised/customised, perishable, intangible)</w:t>
+        <w:t xml:space="preserve">Goods and/or services in different industries</w:t>
       </w:r>
     </w:p>
     <w:p>
@@ -5971,7 +5971,7 @@
           <w:sz w:val="24"/>
           <w:szCs w:val="24"/>
         </w:rPr>
-        <w:t xml:space="preserve">Corporate social responsibility — legal compliance vs ethical responsibility; environmental sustainability &amp; social responsibility</w:t>
+        <w:t xml:space="preserve">Corporate social responsibility</w:t>
       </w:r>
     </w:p>
     <w:p>
@@ -7115,7 +7115,7 @@
           <w:sz w:val="24"/>
           <w:szCs w:val="24"/>
         </w:rPr>
-        <w:t xml:space="preserve">Inputs — transformed resources (materials, information, customers); transforming resources (human resources, facilities)</w:t>
+        <w:t xml:space="preserve">Inputs</w:t>
       </w:r>
     </w:p>
     <w:p>
@@ -8207,7 +8207,7 @@
           <w:sz w:val="24"/>
           <w:szCs w:val="24"/>
         </w:rPr>
-        <w:t xml:space="preserve">Transformation processes — influence of volume, variety, variation in demand, visibility</w:t>
+        <w:t xml:space="preserve">Transformation processes</w:t>
       </w:r>
     </w:p>
     <w:p>
@@ -9197,7 +9197,7 @@
           <w:sz w:val="24"/>
           <w:szCs w:val="24"/>
         </w:rPr>
-        <w:t xml:space="preserve">Sequencing and scheduling — Gantt charts, critical path analysis</w:t>
+        <w:t xml:space="preserve">Sequencing and scheduling</w:t>
       </w:r>
     </w:p>
     <w:p>
@@ -10579,7 +10579,7 @@
           <w:sz w:val="24"/>
           <w:szCs w:val="24"/>
         </w:rPr>
-        <w:t xml:space="preserve">Outputs — customer service, warranties</w:t>
+        <w:t xml:space="preserve">Outputs</w:t>
       </w:r>
     </w:p>
     <w:p>
@@ -11277,7 +11277,7 @@
           <w:sz w:val="24"/>
           <w:szCs w:val="24"/>
         </w:rPr>
-        <w:t xml:space="preserve">Performance objectives — quality, speed, dependability, flexibility, customisation, cost</w:t>
+        <w:t xml:space="preserve">Performance objectives</w:t>
       </w:r>
     </w:p>
     <w:p>
@@ -12659,7 +12659,7 @@
           <w:sz w:val="24"/>
           <w:szCs w:val="24"/>
         </w:rPr>
-        <w:t xml:space="preserve">Supply chain management — logistics, e-commerce, global sourcing</w:t>
+        <w:t xml:space="preserve">Supply chain management</w:t>
       </w:r>
     </w:p>
     <w:p>
@@ -12871,7 +12871,7 @@
           <w:sz w:val="24"/>
           <w:szCs w:val="24"/>
         </w:rPr>
-        <w:t xml:space="preserve">Outsourcing — advantages and disadvantages</w:t>
+        <w:t xml:space="preserve">Outsourcing</w:t>
       </w:r>
     </w:p>
     <w:p>
@@ -13261,7 +13261,7 @@
           <w:sz w:val="24"/>
           <w:szCs w:val="24"/>
         </w:rPr>
-        <w:t xml:space="preserve">Technology — leading edge, established</w:t>
+        <w:t xml:space="preserve">Technology</w:t>
       </w:r>
     </w:p>
     <w:p>
@@ -13636,7 +13636,7 @@
           <w:sz w:val="24"/>
           <w:szCs w:val="24"/>
         </w:rPr>
-        <w:t xml:space="preserve">Inventory management — LIFO, FIFO, JIT</w:t>
+        <w:t xml:space="preserve">Inventory management</w:t>
       </w:r>
     </w:p>
     <w:p>
@@ -14432,7 +14432,7 @@
           <w:sz w:val="24"/>
           <w:szCs w:val="24"/>
         </w:rPr>
-        <w:t xml:space="preserve">Quality management — control, assurance, improvement</w:t>
+        <w:t xml:space="preserve">Quality management</w:t>
       </w:r>
     </w:p>
     <w:p>
@@ -14790,7 +14790,7 @@
           <w:sz w:val="24"/>
           <w:szCs w:val="24"/>
         </w:rPr>
-        <w:t xml:space="preserve">Overcoming resistance to change — financial costs, inertia</w:t>
+        <w:t xml:space="preserve">Overcoming resistance to change</w:t>
       </w:r>
     </w:p>
     <w:p>
@@ -15262,7 +15262,7 @@
           <w:sz w:val="24"/>
           <w:szCs w:val="24"/>
         </w:rPr>
-        <w:t xml:space="preserve">Global factors — global sourcing, economies of scale, scanning and learning, R&amp;D</w:t>
+        <w:t xml:space="preserve">Global factors</w:t>
       </w:r>
     </w:p>
     <w:p>

--- a/study/booklets/HSC-Business-Studies-Operations-SAQ-Booklet.docx
+++ b/study/booklets/HSC-Business-Studies-Operations-SAQ-Booklet.docx
@@ -16066,7 +16066,7 @@
     <w:sectPr>
       <w:headerReference w:type="default" r:id="rId7"/>
       <w:footerReference w:type="default" r:id="rId8"/>
-      <w:pgSz w:w="12240" w:h="15840" w:orient="portrait"/>
+      <w:pgSz w:w="11906" w:h="16838" w:orient="portrait"/>
       <w:pgMar w:top="1224" w:right="1296" w:bottom="1008" w:left="1296" w:header="576" w:footer="504" w:gutter="0"/>
       <w:pgNumType/>
       <w:docGrid w:linePitch="360"/>
